--- a/rapports/2026-06-06/EQ11/EQ11_sup_v2/DR_083101000116/84-61-01-28.docx
+++ b/rapports/2026-06-06/EQ11/EQ11_sup_v2/DR_083101000116/84-61-01-28.docx
@@ -297,7 +297,7 @@
           <w:color w:val="1F6FEB"/>
           <w:sz w:val="22"/>
         </w:rPr>
-        <w:t>⚠ INCOHÉRENCES À CORRIGER (64)</w:t>
+        <w:t>⚠ INCOHÉRENCES À CORRIGER (59)</w:t>
       </w:r>
     </w:p>
     <w:tbl>
@@ -665,7 +665,7 @@
                 <w:i w:val="0"/>
                 <w:sz w:val="17"/>
               </w:rPr>
-              <w:t>Incoherence! THIERNO SOW a declaré que le secteur institutionnel de sa mère est Ménage alors que la mère elle-même declare comme secteur institutionnel Entreprise Privée au niveau de la section 4b.</w:t>
+              <w:t>Incoherence! HAMADOU SOW a declaré que le secteur institutionnel de sa mère est Ménage alors que la mère elle-même declare comme secteur institutionnel Entreprise Privée au niveau de la section 4b.</w:t>
             </w:r>
           </w:p>
         </w:tc>
@@ -724,7 +724,7 @@
                 <w:color w:val="16A34A"/>
                 <w:sz w:val="16"/>
               </w:rPr>
-              <w:t>s01q39</w:t>
+              <w:t>—</w:t>
             </w:r>
           </w:p>
         </w:tc>
@@ -755,7 +755,7 @@
                 <w:i w:val="0"/>
                 <w:sz w:val="17"/>
               </w:rPr>
-              <w:t>Incoherence! YOUSSOU SOW dispose d'un téléphone portable à s01q39, donc la raison évoquée ne peut pas être (ne dispose pas d'appareil).</w:t>
+              <w:t>Incoherence! PAPA SOW a declaré que le secteur institutionnel de sa mère est Ménage alors que la mère elle-même declare comme secteur institutionnel Entreprise Privée au niveau de la section 4b.</w:t>
             </w:r>
           </w:p>
         </w:tc>
@@ -845,7 +845,7 @@
                 <w:i w:val="0"/>
                 <w:sz w:val="17"/>
               </w:rPr>
-              <w:t>Incoherence! HAMADOU SOW a declaré que le secteur institutionnel de sa mère est Ménage alors que la mère elle-même declare comme secteur institutionnel Entreprise Privée au niveau de la section 4b.</w:t>
+              <w:t>Incoherence! THIERNO SOW a declaré que le secteur institutionnel de sa mère est Ménage alors que la mère elle-même declare comme secteur institutionnel Entreprise Privée au niveau de la section 4b.</w:t>
             </w:r>
           </w:p>
         </w:tc>
@@ -904,7 +904,7 @@
                 <w:color w:val="16A34A"/>
                 <w:sz w:val="16"/>
               </w:rPr>
-              <w:t>—</w:t>
+              <w:t>s01q39</w:t>
             </w:r>
           </w:p>
         </w:tc>
@@ -935,7 +935,7 @@
                 <w:i w:val="0"/>
                 <w:sz w:val="17"/>
               </w:rPr>
-              <w:t>Incoherence! PAPA SOW a declaré que le secteur institutionnel de sa mère est Ménage alors que la mère elle-même declare comme secteur institutionnel Entreprise Privée au niveau de la section 4b.</w:t>
+              <w:t>Incoherence! YOUSSOU SOW dispose d'un téléphone portable à s01q39, donc la raison évoquée ne peut pas être (ne dispose pas d'appareil).</w:t>
             </w:r>
           </w:p>
         </w:tc>
@@ -950,10 +950,730 @@
               <w:rPr>
                 <w:b/>
                 <w:i w:val="0"/>
-                <w:color w:val="DC2626"/>
+                <w:color w:val="EA580C"/>
                 <w:sz w:val="16"/>
               </w:rPr>
-              <w:t>Haute</w:t>
+              <w:t>Moyenne</w:t>
+            </w:r>
+          </w:p>
+        </w:tc>
+        <w:tc>
+          <w:tcPr>
+            <w:tcW w:type="dxa" w:w="1247"/>
+          </w:tcPr>
+          <w:p>
+            <w:r>
+              <w:rPr>
+                <w:b/>
+                <w:i w:val="0"/>
+                <w:sz w:val="16"/>
+              </w:rPr>
+              <w:t>S00</w:t>
+              <w:br/>
+            </w:r>
+            <w:r>
+              <w:rPr>
+                <w:b w:val="0"/>
+                <w:i w:val="0"/>
+                <w:color w:val="64748B"/>
+                <w:sz w:val="14"/>
+              </w:rPr>
+              <w:t>Identification</w:t>
+            </w:r>
+          </w:p>
+        </w:tc>
+        <w:tc>
+          <w:tcPr>
+            <w:tcW w:type="dxa" w:w="1531"/>
+          </w:tcPr>
+          <w:p>
+            <w:r>
+              <w:rPr>
+                <w:b/>
+                <w:i w:val="0"/>
+                <w:color w:val="16A34A"/>
+                <w:sz w:val="16"/>
+              </w:rPr>
+              <w:t>s00q27</w:t>
+            </w:r>
+          </w:p>
+        </w:tc>
+        <w:tc>
+          <w:tcPr>
+            <w:tcW w:type="dxa" w:w="1191"/>
+          </w:tcPr>
+          <w:p>
+            <w:r>
+              <w:rPr>
+                <w:b w:val="0"/>
+                <w:i w:val="0"/>
+                <w:color w:val="64748B"/>
+                <w:sz w:val="16"/>
+              </w:rPr>
+              <w:t>GT-CQ</w:t>
+            </w:r>
+          </w:p>
+        </w:tc>
+        <w:tc>
+          <w:tcPr>
+            <w:tcW w:type="dxa" w:w="4706"/>
+          </w:tcPr>
+          <w:p>
+            <w:r>
+              <w:rPr>
+                <w:b w:val="0"/>
+                <w:i w:val="0"/>
+                <w:sz w:val="17"/>
+              </w:rPr>
+              <w:t>Le questionnaire semble ne pas être complètement fini mais le questionnaire est en statut complet, prière de compléter le questionnaire.</w:t>
+            </w:r>
+          </w:p>
+        </w:tc>
+      </w:tr>
+      <w:tr>
+        <w:tc>
+          <w:tcPr>
+            <w:tcW w:type="dxa" w:w="964"/>
+          </w:tcPr>
+          <w:p>
+            <w:r>
+              <w:rPr>
+                <w:b/>
+                <w:i w:val="0"/>
+                <w:color w:val="EA580C"/>
+                <w:sz w:val="16"/>
+              </w:rPr>
+              <w:t>Moyenne</w:t>
+            </w:r>
+          </w:p>
+        </w:tc>
+        <w:tc>
+          <w:tcPr>
+            <w:tcW w:type="dxa" w:w="1247"/>
+          </w:tcPr>
+          <w:p>
+            <w:r>
+              <w:rPr>
+                <w:b/>
+                <w:i w:val="0"/>
+                <w:sz w:val="16"/>
+              </w:rPr>
+              <w:t>S00</w:t>
+              <w:br/>
+            </w:r>
+            <w:r>
+              <w:rPr>
+                <w:b w:val="0"/>
+                <w:i w:val="0"/>
+                <w:color w:val="64748B"/>
+                <w:sz w:val="14"/>
+              </w:rPr>
+              <w:t>Identification</w:t>
+            </w:r>
+          </w:p>
+        </w:tc>
+        <w:tc>
+          <w:tcPr>
+            <w:tcW w:type="dxa" w:w="1531"/>
+          </w:tcPr>
+          <w:p>
+            <w:r>
+              <w:rPr>
+                <w:b/>
+                <w:i w:val="0"/>
+                <w:color w:val="16A34A"/>
+                <w:sz w:val="16"/>
+              </w:rPr>
+              <w:t>—</w:t>
+            </w:r>
+          </w:p>
+        </w:tc>
+        <w:tc>
+          <w:tcPr>
+            <w:tcW w:type="dxa" w:w="1191"/>
+          </w:tcPr>
+          <w:p>
+            <w:r>
+              <w:rPr>
+                <w:b w:val="0"/>
+                <w:i w:val="0"/>
+                <w:color w:val="64748B"/>
+                <w:sz w:val="16"/>
+              </w:rPr>
+              <w:t>GT-CQ</w:t>
+            </w:r>
+          </w:p>
+        </w:tc>
+        <w:tc>
+          <w:tcPr>
+            <w:tcW w:type="dxa" w:w="4706"/>
+          </w:tcPr>
+          <w:p>
+            <w:r>
+              <w:rPr>
+                <w:b w:val="0"/>
+                <w:i w:val="0"/>
+                <w:sz w:val="17"/>
+              </w:rPr>
+              <w:t>L'adresse ou la localisation du ménage doit être bien renseignée, ne doit pas contenir des numéros de téléphone et elle semble courte pour être une adresse.</w:t>
+            </w:r>
+          </w:p>
+        </w:tc>
+      </w:tr>
+      <w:tr>
+        <w:tc>
+          <w:tcPr>
+            <w:tcW w:type="dxa" w:w="964"/>
+          </w:tcPr>
+          <w:p>
+            <w:r>
+              <w:rPr>
+                <w:b/>
+                <w:i w:val="0"/>
+                <w:color w:val="EA580C"/>
+                <w:sz w:val="16"/>
+              </w:rPr>
+              <w:t>Moyenne</w:t>
+            </w:r>
+          </w:p>
+        </w:tc>
+        <w:tc>
+          <w:tcPr>
+            <w:tcW w:type="dxa" w:w="1247"/>
+          </w:tcPr>
+          <w:p>
+            <w:r>
+              <w:rPr>
+                <w:b/>
+                <w:i w:val="0"/>
+                <w:sz w:val="16"/>
+              </w:rPr>
+              <w:t>S00</w:t>
+              <w:br/>
+            </w:r>
+            <w:r>
+              <w:rPr>
+                <w:b w:val="0"/>
+                <w:i w:val="0"/>
+                <w:color w:val="64748B"/>
+                <w:sz w:val="14"/>
+              </w:rPr>
+              <w:t>Identification</w:t>
+            </w:r>
+          </w:p>
+        </w:tc>
+        <w:tc>
+          <w:tcPr>
+            <w:tcW w:type="dxa" w:w="1531"/>
+          </w:tcPr>
+          <w:p>
+            <w:r>
+              <w:rPr>
+                <w:b/>
+                <w:i w:val="0"/>
+                <w:color w:val="16A34A"/>
+                <w:sz w:val="16"/>
+              </w:rPr>
+              <w:t>—</w:t>
+            </w:r>
+          </w:p>
+        </w:tc>
+        <w:tc>
+          <w:tcPr>
+            <w:tcW w:type="dxa" w:w="1191"/>
+          </w:tcPr>
+          <w:p>
+            <w:r>
+              <w:rPr>
+                <w:b w:val="0"/>
+                <w:i w:val="0"/>
+                <w:color w:val="64748B"/>
+                <w:sz w:val="16"/>
+              </w:rPr>
+              <w:t>GT-CQ</w:t>
+            </w:r>
+          </w:p>
+        </w:tc>
+        <w:tc>
+          <w:tcPr>
+            <w:tcW w:type="dxa" w:w="4706"/>
+          </w:tcPr>
+          <w:p>
+            <w:r>
+              <w:rPr>
+                <w:b w:val="0"/>
+                <w:i w:val="0"/>
+                <w:sz w:val="17"/>
+              </w:rPr>
+              <w:t>Prière de renseigner la bonne adresse.</w:t>
+            </w:r>
+          </w:p>
+        </w:tc>
+      </w:tr>
+      <w:tr>
+        <w:tc>
+          <w:tcPr>
+            <w:tcW w:type="dxa" w:w="964"/>
+          </w:tcPr>
+          <w:p>
+            <w:r>
+              <w:rPr>
+                <w:b/>
+                <w:i w:val="0"/>
+                <w:color w:val="EA580C"/>
+                <w:sz w:val="16"/>
+              </w:rPr>
+              <w:t>Moyenne</w:t>
+            </w:r>
+          </w:p>
+        </w:tc>
+        <w:tc>
+          <w:tcPr>
+            <w:tcW w:type="dxa" w:w="1247"/>
+          </w:tcPr>
+          <w:p>
+            <w:r>
+              <w:rPr>
+                <w:b/>
+                <w:i w:val="0"/>
+                <w:sz w:val="16"/>
+              </w:rPr>
+              <w:t>S01</w:t>
+              <w:br/>
+            </w:r>
+            <w:r>
+              <w:rPr>
+                <w:b w:val="0"/>
+                <w:i w:val="0"/>
+                <w:color w:val="64748B"/>
+                <w:sz w:val="14"/>
+              </w:rPr>
+              <w:t>Démographie</w:t>
+            </w:r>
+          </w:p>
+        </w:tc>
+        <w:tc>
+          <w:tcPr>
+            <w:tcW w:type="dxa" w:w="1531"/>
+          </w:tcPr>
+          <w:p>
+            <w:r>
+              <w:rPr>
+                <w:b/>
+                <w:i w:val="0"/>
+                <w:color w:val="16A34A"/>
+                <w:sz w:val="16"/>
+              </w:rPr>
+              <w:t>—</w:t>
+            </w:r>
+          </w:p>
+        </w:tc>
+        <w:tc>
+          <w:tcPr>
+            <w:tcW w:type="dxa" w:w="1191"/>
+          </w:tcPr>
+          <w:p>
+            <w:r>
+              <w:rPr>
+                <w:b w:val="0"/>
+                <w:i w:val="0"/>
+                <w:color w:val="64748B"/>
+                <w:sz w:val="16"/>
+              </w:rPr>
+              <w:t>GT-CQ</w:t>
+            </w:r>
+          </w:p>
+        </w:tc>
+        <w:tc>
+          <w:tcPr>
+            <w:tcW w:type="dxa" w:w="4706"/>
+          </w:tcPr>
+          <w:p>
+            <w:r>
+              <w:rPr>
+                <w:b w:val="0"/>
+                <w:i w:val="0"/>
+                <w:sz w:val="17"/>
+              </w:rPr>
+              <w:t>Prière de verifier l'information donnée par ANTA SOW ou corriger au niveau de la section 1.</w:t>
+            </w:r>
+          </w:p>
+        </w:tc>
+      </w:tr>
+      <w:tr>
+        <w:tc>
+          <w:tcPr>
+            <w:tcW w:type="dxa" w:w="964"/>
+          </w:tcPr>
+          <w:p>
+            <w:r>
+              <w:rPr>
+                <w:b/>
+                <w:i w:val="0"/>
+                <w:color w:val="EA580C"/>
+                <w:sz w:val="16"/>
+              </w:rPr>
+              <w:t>Moyenne</w:t>
+            </w:r>
+          </w:p>
+        </w:tc>
+        <w:tc>
+          <w:tcPr>
+            <w:tcW w:type="dxa" w:w="1247"/>
+          </w:tcPr>
+          <w:p>
+            <w:r>
+              <w:rPr>
+                <w:b/>
+                <w:i w:val="0"/>
+                <w:sz w:val="16"/>
+              </w:rPr>
+              <w:t>S01</w:t>
+              <w:br/>
+            </w:r>
+            <w:r>
+              <w:rPr>
+                <w:b w:val="0"/>
+                <w:i w:val="0"/>
+                <w:color w:val="64748B"/>
+                <w:sz w:val="14"/>
+              </w:rPr>
+              <w:t>Démographie</w:t>
+            </w:r>
+          </w:p>
+        </w:tc>
+        <w:tc>
+          <w:tcPr>
+            <w:tcW w:type="dxa" w:w="1531"/>
+          </w:tcPr>
+          <w:p>
+            <w:r>
+              <w:rPr>
+                <w:b/>
+                <w:i w:val="0"/>
+                <w:color w:val="16A34A"/>
+                <w:sz w:val="16"/>
+              </w:rPr>
+              <w:t>—</w:t>
+            </w:r>
+          </w:p>
+        </w:tc>
+        <w:tc>
+          <w:tcPr>
+            <w:tcW w:type="dxa" w:w="1191"/>
+          </w:tcPr>
+          <w:p>
+            <w:r>
+              <w:rPr>
+                <w:b w:val="0"/>
+                <w:i w:val="0"/>
+                <w:color w:val="64748B"/>
+                <w:sz w:val="16"/>
+              </w:rPr>
+              <w:t>GT-CQ</w:t>
+            </w:r>
+          </w:p>
+        </w:tc>
+        <w:tc>
+          <w:tcPr>
+            <w:tcW w:type="dxa" w:w="4706"/>
+          </w:tcPr>
+          <w:p>
+            <w:r>
+              <w:rPr>
+                <w:b w:val="0"/>
+                <w:i w:val="0"/>
+                <w:sz w:val="17"/>
+              </w:rPr>
+              <w:t>Prière de verifier l'information donnée par Aminata sow ou corriger au niveau de la section 1.</w:t>
+            </w:r>
+          </w:p>
+        </w:tc>
+      </w:tr>
+      <w:tr>
+        <w:tc>
+          <w:tcPr>
+            <w:tcW w:type="dxa" w:w="964"/>
+          </w:tcPr>
+          <w:p>
+            <w:r>
+              <w:rPr>
+                <w:b/>
+                <w:i w:val="0"/>
+                <w:color w:val="EA580C"/>
+                <w:sz w:val="16"/>
+              </w:rPr>
+              <w:t>Moyenne</w:t>
+            </w:r>
+          </w:p>
+        </w:tc>
+        <w:tc>
+          <w:tcPr>
+            <w:tcW w:type="dxa" w:w="1247"/>
+          </w:tcPr>
+          <w:p>
+            <w:r>
+              <w:rPr>
+                <w:b/>
+                <w:i w:val="0"/>
+                <w:sz w:val="16"/>
+              </w:rPr>
+              <w:t>S01</w:t>
+              <w:br/>
+            </w:r>
+            <w:r>
+              <w:rPr>
+                <w:b w:val="0"/>
+                <w:i w:val="0"/>
+                <w:color w:val="64748B"/>
+                <w:sz w:val="14"/>
+              </w:rPr>
+              <w:t>Démographie</w:t>
+            </w:r>
+          </w:p>
+        </w:tc>
+        <w:tc>
+          <w:tcPr>
+            <w:tcW w:type="dxa" w:w="1531"/>
+          </w:tcPr>
+          <w:p>
+            <w:r>
+              <w:rPr>
+                <w:b/>
+                <w:i w:val="0"/>
+                <w:color w:val="16A34A"/>
+                <w:sz w:val="16"/>
+              </w:rPr>
+              <w:t>—</w:t>
+            </w:r>
+          </w:p>
+        </w:tc>
+        <w:tc>
+          <w:tcPr>
+            <w:tcW w:type="dxa" w:w="1191"/>
+          </w:tcPr>
+          <w:p>
+            <w:r>
+              <w:rPr>
+                <w:b w:val="0"/>
+                <w:i w:val="0"/>
+                <w:color w:val="64748B"/>
+                <w:sz w:val="16"/>
+              </w:rPr>
+              <w:t>GT-CQ</w:t>
+            </w:r>
+          </w:p>
+        </w:tc>
+        <w:tc>
+          <w:tcPr>
+            <w:tcW w:type="dxa" w:w="4706"/>
+          </w:tcPr>
+          <w:p>
+            <w:r>
+              <w:rPr>
+                <w:b w:val="0"/>
+                <w:i w:val="0"/>
+                <w:sz w:val="17"/>
+              </w:rPr>
+              <w:t>Prière de verifier l'information donnée par HAMADOU SOW ou corriger au niveau de la section 1.</w:t>
+            </w:r>
+          </w:p>
+        </w:tc>
+      </w:tr>
+      <w:tr>
+        <w:tc>
+          <w:tcPr>
+            <w:tcW w:type="dxa" w:w="964"/>
+          </w:tcPr>
+          <w:p>
+            <w:r>
+              <w:rPr>
+                <w:b/>
+                <w:i w:val="0"/>
+                <w:color w:val="EA580C"/>
+                <w:sz w:val="16"/>
+              </w:rPr>
+              <w:t>Moyenne</w:t>
+            </w:r>
+          </w:p>
+        </w:tc>
+        <w:tc>
+          <w:tcPr>
+            <w:tcW w:type="dxa" w:w="1247"/>
+          </w:tcPr>
+          <w:p>
+            <w:r>
+              <w:rPr>
+                <w:b/>
+                <w:i w:val="0"/>
+                <w:sz w:val="16"/>
+              </w:rPr>
+              <w:t>S01</w:t>
+              <w:br/>
+            </w:r>
+            <w:r>
+              <w:rPr>
+                <w:b w:val="0"/>
+                <w:i w:val="0"/>
+                <w:color w:val="64748B"/>
+                <w:sz w:val="14"/>
+              </w:rPr>
+              <w:t>Démographie</w:t>
+            </w:r>
+          </w:p>
+        </w:tc>
+        <w:tc>
+          <w:tcPr>
+            <w:tcW w:type="dxa" w:w="1531"/>
+          </w:tcPr>
+          <w:p>
+            <w:r>
+              <w:rPr>
+                <w:b/>
+                <w:i w:val="0"/>
+                <w:color w:val="16A34A"/>
+                <w:sz w:val="16"/>
+              </w:rPr>
+              <w:t>—</w:t>
+            </w:r>
+          </w:p>
+        </w:tc>
+        <w:tc>
+          <w:tcPr>
+            <w:tcW w:type="dxa" w:w="1191"/>
+          </w:tcPr>
+          <w:p>
+            <w:r>
+              <w:rPr>
+                <w:b w:val="0"/>
+                <w:i w:val="0"/>
+                <w:color w:val="64748B"/>
+                <w:sz w:val="16"/>
+              </w:rPr>
+              <w:t>GT-CQ</w:t>
+            </w:r>
+          </w:p>
+        </w:tc>
+        <w:tc>
+          <w:tcPr>
+            <w:tcW w:type="dxa" w:w="4706"/>
+          </w:tcPr>
+          <w:p>
+            <w:r>
+              <w:rPr>
+                <w:b w:val="0"/>
+                <w:i w:val="0"/>
+                <w:sz w:val="17"/>
+              </w:rPr>
+              <w:t>Prière de verifier l'information donnée par PAPA SOW ou corriger au niveau de la section 1.</w:t>
+            </w:r>
+          </w:p>
+        </w:tc>
+      </w:tr>
+      <w:tr>
+        <w:tc>
+          <w:tcPr>
+            <w:tcW w:type="dxa" w:w="964"/>
+          </w:tcPr>
+          <w:p>
+            <w:r>
+              <w:rPr>
+                <w:b/>
+                <w:i w:val="0"/>
+                <w:color w:val="EA580C"/>
+                <w:sz w:val="16"/>
+              </w:rPr>
+              <w:t>Moyenne</w:t>
+            </w:r>
+          </w:p>
+        </w:tc>
+        <w:tc>
+          <w:tcPr>
+            <w:tcW w:type="dxa" w:w="1247"/>
+          </w:tcPr>
+          <w:p>
+            <w:r>
+              <w:rPr>
+                <w:b/>
+                <w:i w:val="0"/>
+                <w:sz w:val="16"/>
+              </w:rPr>
+              <w:t>S01</w:t>
+              <w:br/>
+            </w:r>
+            <w:r>
+              <w:rPr>
+                <w:b w:val="0"/>
+                <w:i w:val="0"/>
+                <w:color w:val="64748B"/>
+                <w:sz w:val="14"/>
+              </w:rPr>
+              <w:t>Démographie</w:t>
+            </w:r>
+          </w:p>
+        </w:tc>
+        <w:tc>
+          <w:tcPr>
+            <w:tcW w:type="dxa" w:w="1531"/>
+          </w:tcPr>
+          <w:p>
+            <w:r>
+              <w:rPr>
+                <w:b/>
+                <w:i w:val="0"/>
+                <w:color w:val="16A34A"/>
+                <w:sz w:val="16"/>
+              </w:rPr>
+              <w:t>—</w:t>
+            </w:r>
+          </w:p>
+        </w:tc>
+        <w:tc>
+          <w:tcPr>
+            <w:tcW w:type="dxa" w:w="1191"/>
+          </w:tcPr>
+          <w:p>
+            <w:r>
+              <w:rPr>
+                <w:b w:val="0"/>
+                <w:i w:val="0"/>
+                <w:color w:val="64748B"/>
+                <w:sz w:val="16"/>
+              </w:rPr>
+              <w:t>GT-CQ</w:t>
+            </w:r>
+          </w:p>
+        </w:tc>
+        <w:tc>
+          <w:tcPr>
+            <w:tcW w:type="dxa" w:w="4706"/>
+          </w:tcPr>
+          <w:p>
+            <w:r>
+              <w:rPr>
+                <w:b w:val="0"/>
+                <w:i w:val="0"/>
+                <w:sz w:val="17"/>
+              </w:rPr>
+              <w:t>Prière de verifier l'information donnée par THIERNO SOW ou corriger au niveau de la section 1.</w:t>
+            </w:r>
+          </w:p>
+        </w:tc>
+      </w:tr>
+      <w:tr>
+        <w:tc>
+          <w:tcPr>
+            <w:tcW w:type="dxa" w:w="964"/>
+          </w:tcPr>
+          <w:p>
+            <w:r>
+              <w:rPr>
+                <w:b/>
+                <w:i w:val="0"/>
+                <w:color w:val="EA580C"/>
+                <w:sz w:val="16"/>
+              </w:rPr>
+              <w:t>Moyenne</w:t>
             </w:r>
           </w:p>
         </w:tc>
@@ -994,7 +1714,7 @@
                 <w:color w:val="16A34A"/>
                 <w:sz w:val="16"/>
               </w:rPr>
-              <w:t>—</w:t>
+              <w:t>s01q63, s00q04, s02q25, s01q00b, s02q17_2, s02q15_2</w:t>
             </w:r>
           </w:p>
         </w:tc>
@@ -1025,7 +1745,7 @@
                 <w:i w:val="0"/>
                 <w:sz w:val="17"/>
               </w:rPr>
-              <w:t>Incohérence!!! seulement les écoles privées paient les frais de scolarité (y compris les frais d'inscription).</w:t>
+              <w:t>Dans les milieux urbains c'est peu probable de voir une école dont les élèves ou étudiants ne dépensent pas en frais d'uniformes, prière de verifier pour ANTA SOW qui fréquente 3ème année de Primaire et corriger ou confirmer avec le QG.</w:t>
             </w:r>
           </w:p>
         </w:tc>
@@ -1058,7 +1778,7 @@
                 <w:i w:val="0"/>
                 <w:sz w:val="16"/>
               </w:rPr>
-              <w:t>S00</w:t>
+              <w:t>S02</w:t>
               <w:br/>
             </w:r>
             <w:r>
@@ -1068,7 +1788,7 @@
                 <w:color w:val="64748B"/>
                 <w:sz w:val="14"/>
               </w:rPr>
-              <w:t>Identification</w:t>
+              <w:t>Éducation</w:t>
             </w:r>
           </w:p>
         </w:tc>
@@ -1084,7 +1804,7 @@
                 <w:color w:val="16A34A"/>
                 <w:sz w:val="16"/>
               </w:rPr>
-              <w:t>s00q27</w:t>
+              <w:t>s01q23, s01q00b, s01q23_autre</w:t>
             </w:r>
           </w:p>
         </w:tc>
@@ -1115,7 +1835,7 @@
                 <w:i w:val="0"/>
                 <w:sz w:val="17"/>
               </w:rPr>
-              <w:t>Le questionnaire semble ne pas être complètement fini mais le questionnaire est en statut complet, prière de compléter le questionnaire.</w:t>
+              <w:t>La raison principale que OMAR SOW n'a pas fait des études dans une école formelle est manque de papier comme extrait de naissance et semble exister dans les modalités, prière de prendre attache avec le QG pour plus d'explication afin de la classer bien.</w:t>
             </w:r>
           </w:p>
         </w:tc>
@@ -1148,7 +1868,7 @@
                 <w:i w:val="0"/>
                 <w:sz w:val="16"/>
               </w:rPr>
-              <w:t>S00</w:t>
+              <w:t>S07</w:t>
               <w:br/>
             </w:r>
             <w:r>
@@ -1158,7 +1878,7 @@
                 <w:color w:val="64748B"/>
                 <w:sz w:val="14"/>
               </w:rPr>
-              <w:t>Identification</w:t>
+              <w:t>Consommation alimentaire</w:t>
             </w:r>
           </w:p>
         </w:tc>
@@ -1205,7 +1925,7 @@
                 <w:i w:val="0"/>
                 <w:sz w:val="17"/>
               </w:rPr>
-              <w:t>L'adresse ou la localisation du ménage doit être bien renseignée, ne doit pas contenir des numéros de téléphone et elle semble courte pour être une adresse.</w:t>
+              <w:t>Attention ! La dépense du répas pris à l'extérieur de MBOULÉ SOW (3150 Fcfa) au cours de 7 derniers jours est relativement élevé.</w:t>
             </w:r>
           </w:p>
         </w:tc>
@@ -1238,7 +1958,7 @@
                 <w:i w:val="0"/>
                 <w:sz w:val="16"/>
               </w:rPr>
-              <w:t>S00</w:t>
+              <w:t>S07</w:t>
               <w:br/>
             </w:r>
             <w:r>
@@ -1248,7 +1968,7 @@
                 <w:color w:val="64748B"/>
                 <w:sz w:val="14"/>
               </w:rPr>
-              <w:t>Identification</w:t>
+              <w:t>Consommation alimentaire</w:t>
             </w:r>
           </w:p>
         </w:tc>
@@ -1295,7 +2015,7 @@
                 <w:i w:val="0"/>
                 <w:sz w:val="17"/>
               </w:rPr>
-              <w:t>Prière de renseigner la bonne adresse.</w:t>
+              <w:t>Prière de corriger ou de confirmer avec le QG.</w:t>
             </w:r>
           </w:p>
         </w:tc>
@@ -1328,7 +2048,7 @@
                 <w:i w:val="0"/>
                 <w:sz w:val="16"/>
               </w:rPr>
-              <w:t>S01</w:t>
+              <w:t>S07</w:t>
               <w:br/>
             </w:r>
             <w:r>
@@ -1338,7 +2058,7 @@
                 <w:color w:val="64748B"/>
                 <w:sz w:val="14"/>
               </w:rPr>
-              <w:t>Démographie</w:t>
+              <w:t>Consommation alimentaire</w:t>
             </w:r>
           </w:p>
         </w:tc>
@@ -1385,7 +2105,7 @@
                 <w:i w:val="0"/>
                 <w:sz w:val="17"/>
               </w:rPr>
-              <w:t>Prière de verifier l'information donnée par ANTA SOW ou corriger au niveau de la section 1.</w:t>
+              <w:t>Attention ! La dépense du répas pris à l'extérieur de YOUSSOU SOW (3450 Fcfa) au cours de 7 derniers jours est relativement élevé.</w:t>
             </w:r>
           </w:p>
         </w:tc>
@@ -1418,7 +2138,7 @@
                 <w:i w:val="0"/>
                 <w:sz w:val="16"/>
               </w:rPr>
-              <w:t>S01</w:t>
+              <w:t>S07</w:t>
               <w:br/>
             </w:r>
             <w:r>
@@ -1428,7 +2148,7 @@
                 <w:color w:val="64748B"/>
                 <w:sz w:val="14"/>
               </w:rPr>
-              <w:t>Démographie</w:t>
+              <w:t>Consommation alimentaire</w:t>
             </w:r>
           </w:p>
         </w:tc>
@@ -1475,7 +2195,7 @@
                 <w:i w:val="0"/>
                 <w:sz w:val="17"/>
               </w:rPr>
-              <w:t>Prière de verifier l'information donnée par Aminata sow ou corriger au niveau de la section 1.</w:t>
+              <w:t>Attention ! Le prix unitaire d'achat (100 Fcfa) de Poisson séché Guedj beurre en Morceau (Portion) (Petit) est relativement faible par rapport aux autres prix observés dans cette zone.</w:t>
             </w:r>
           </w:p>
         </w:tc>
@@ -1508,7 +2228,7 @@
                 <w:i w:val="0"/>
                 <w:sz w:val="16"/>
               </w:rPr>
-              <w:t>S01</w:t>
+              <w:t>S07</w:t>
               <w:br/>
             </w:r>
             <w:r>
@@ -1518,7 +2238,7 @@
                 <w:color w:val="64748B"/>
                 <w:sz w:val="14"/>
               </w:rPr>
-              <w:t>Démographie</w:t>
+              <w:t>Consommation alimentaire</w:t>
             </w:r>
           </w:p>
         </w:tc>
@@ -1565,7 +2285,7 @@
                 <w:i w:val="0"/>
                 <w:sz w:val="17"/>
               </w:rPr>
-              <w:t>Prière de verifier l'information donnée par THIERNO SOW ou corriger au niveau de la section 1.</w:t>
+              <w:t>Prière de corriger ou de confirmer avec le QG.</w:t>
             </w:r>
           </w:p>
         </w:tc>
@@ -1598,7 +2318,7 @@
                 <w:i w:val="0"/>
                 <w:sz w:val="16"/>
               </w:rPr>
-              <w:t>S01</w:t>
+              <w:t>S07</w:t>
               <w:br/>
             </w:r>
             <w:r>
@@ -1608,7 +2328,7 @@
                 <w:color w:val="64748B"/>
                 <w:sz w:val="14"/>
               </w:rPr>
-              <w:t>Démographie</w:t>
+              <w:t>Consommation alimentaire</w:t>
             </w:r>
           </w:p>
         </w:tc>
@@ -1624,7 +2344,7 @@
                 <w:color w:val="16A34A"/>
                 <w:sz w:val="16"/>
               </w:rPr>
-              <w:t>s00q27, s01q03a, s01q03b, s01q03c, s01q00b</w:t>
+              <w:t>—</w:t>
             </w:r>
           </w:p>
         </w:tc>
@@ -1655,7 +2375,7 @@
                 <w:i w:val="0"/>
                 <w:sz w:val="17"/>
               </w:rPr>
-              <w:t>Les informations sur l'acte de naissance (ni Jours, ni mois et ni années) de  HAMADOU SOW  manquent, s'il vous plait pouvez-vous fournir d'effort pour avoir ces informations.</w:t>
+              <w:t>Attention ! Le prix unitaire d'achat (100 Fcfa) de Poivre en Sachets (Petit) est relativement élevé par rapport aux autres prix observés dans cette zone.</w:t>
             </w:r>
           </w:p>
         </w:tc>
@@ -1688,7 +2408,7 @@
                 <w:i w:val="0"/>
                 <w:sz w:val="16"/>
               </w:rPr>
-              <w:t>S01</w:t>
+              <w:t>S07</w:t>
               <w:br/>
             </w:r>
             <w:r>
@@ -1698,7 +2418,7 @@
                 <w:color w:val="64748B"/>
                 <w:sz w:val="14"/>
               </w:rPr>
-              <w:t>Démographie</w:t>
+              <w:t>Consommation alimentaire</w:t>
             </w:r>
           </w:p>
         </w:tc>
@@ -1745,7 +2465,7 @@
                 <w:i w:val="0"/>
                 <w:sz w:val="17"/>
               </w:rPr>
-              <w:t>Prière de verifier l'information donnée par HAMADOU SOW ou corriger au niveau de la section 1.</w:t>
+              <w:t>Attention ! Le prix unitaire d'achat (150 Fcfa) de Thé (Ataya) en Paquet (Petit) est relativement élevé par rapport aux autres prix observés dans cette zone.</w:t>
             </w:r>
           </w:p>
         </w:tc>
@@ -1778,7 +2498,7 @@
                 <w:i w:val="0"/>
                 <w:sz w:val="16"/>
               </w:rPr>
-              <w:t>S01</w:t>
+              <w:t>S07</w:t>
               <w:br/>
             </w:r>
             <w:r>
@@ -1788,7 +2508,7 @@
                 <w:color w:val="64748B"/>
                 <w:sz w:val="14"/>
               </w:rPr>
-              <w:t>Démographie</w:t>
+              <w:t>Consommation alimentaire</w:t>
             </w:r>
           </w:p>
         </w:tc>
@@ -1804,7 +2524,7 @@
                 <w:color w:val="16A34A"/>
                 <w:sz w:val="16"/>
               </w:rPr>
-              <w:t>s00q27, s01q03a, s01q03b, s01q03c, s01q00b</w:t>
+              <w:t>s07bq07a, s07bq07b, s07bq07c, s07bq08</w:t>
             </w:r>
           </w:p>
         </w:tc>
@@ -1835,7 +2555,7 @@
                 <w:i w:val="0"/>
                 <w:sz w:val="17"/>
               </w:rPr>
-              <w:t>Les informations sur l'acte de naissance (ni Jours, ni mois et ni années) de  PAPA SOW  manquent, s'il vous plait pouvez-vous fournir d'effort pour avoir ces informations.</w:t>
+              <w:t>Le prix d'achat unitaire (5040 Fcfa) de Viande de bœuf: filet, faux-filet en Kg de taille taille unique prière de regarder les reponses prises dans les questions s07bq07a s07bq07b s07bq07c s07bq08 pour mieux corriger.</w:t>
             </w:r>
           </w:p>
         </w:tc>
@@ -1868,7 +2588,7 @@
                 <w:i w:val="0"/>
                 <w:sz w:val="16"/>
               </w:rPr>
-              <w:t>S01</w:t>
+              <w:t>S07</w:t>
               <w:br/>
             </w:r>
             <w:r>
@@ -1878,7 +2598,7 @@
                 <w:color w:val="64748B"/>
                 <w:sz w:val="14"/>
               </w:rPr>
-              <w:t>Démographie</w:t>
+              <w:t>Consommation alimentaire</w:t>
             </w:r>
           </w:p>
         </w:tc>
@@ -1925,7 +2645,7 @@
                 <w:i w:val="0"/>
                 <w:sz w:val="17"/>
               </w:rPr>
-              <w:t>Prière de verifier l'information donnée par PAPA SOW ou corriger au niveau de la section 1.</w:t>
+              <w:t>Attention ! Le prix unitaire d'achat (5040 Fcfa) de Viande de bœuf: filet, faux-filet en Kg (taille unique) est relativement élevé par rapport aux autres prix observés dans cette zone.</w:t>
             </w:r>
           </w:p>
         </w:tc>
@@ -1958,7 +2678,7 @@
                 <w:i w:val="0"/>
                 <w:sz w:val="16"/>
               </w:rPr>
-              <w:t>S02</w:t>
+              <w:t>S08</w:t>
               <w:br/>
             </w:r>
             <w:r>
@@ -1968,7 +2688,7 @@
                 <w:color w:val="64748B"/>
                 <w:sz w:val="14"/>
               </w:rPr>
-              <w:t>Éducation</w:t>
+              <w:t>Dépenses santé/éducation</w:t>
             </w:r>
           </w:p>
         </w:tc>
@@ -2015,7 +2735,7 @@
                 <w:i w:val="0"/>
                 <w:sz w:val="17"/>
               </w:rPr>
-              <w:t>veuillez, s'il vous plait, confirmer les frais de scolarité ( 2000 FCFA) payée de ANTA SOW avec le QG ou apporter les corrections nécessaires.</w:t>
+              <w:t>Prière de fournir d'effort pour avoir des réponses exactes au lieu de NSP ou Refus.</w:t>
             </w:r>
           </w:p>
         </w:tc>
@@ -2048,7 +2768,7 @@
                 <w:i w:val="0"/>
                 <w:sz w:val="16"/>
               </w:rPr>
-              <w:t>S02</w:t>
+              <w:t>S08</w:t>
               <w:br/>
             </w:r>
             <w:r>
@@ -2058,7 +2778,7 @@
                 <w:color w:val="64748B"/>
                 <w:sz w:val="14"/>
               </w:rPr>
-              <w:t>Éducation</w:t>
+              <w:t>Dépenses santé/éducation</w:t>
             </w:r>
           </w:p>
         </w:tc>
@@ -2074,7 +2794,7 @@
                 <w:color w:val="16A34A"/>
                 <w:sz w:val="16"/>
               </w:rPr>
-              <w:t>s01q63, s00q04, s02q25, s01q00b, s02q17_2, s02q15_2</w:t>
+              <w:t>—</w:t>
             </w:r>
           </w:p>
         </w:tc>
@@ -2105,7 +2825,7 @@
                 <w:i w:val="0"/>
                 <w:sz w:val="17"/>
               </w:rPr>
-              <w:t>Dans les milieux urbains c'est peu probable de voir une école dont les élèves ou étudiants ne dépensent pas en frais d'uniformes, prière de verifier pour ANTA SOW qui fréquente 3ème année de Primaire et corriger ou confirmer avec le QG.</w:t>
+              <w:t>Prière de demander le ménage pour renseigner le reste (Section 8).</w:t>
             </w:r>
           </w:p>
         </w:tc>
@@ -2138,7 +2858,7 @@
                 <w:i w:val="0"/>
                 <w:sz w:val="16"/>
               </w:rPr>
-              <w:t>S02</w:t>
+              <w:t>S09</w:t>
               <w:br/>
             </w:r>
             <w:r>
@@ -2148,7 +2868,7 @@
                 <w:color w:val="64748B"/>
                 <w:sz w:val="14"/>
               </w:rPr>
-              <w:t>Éducation</w:t>
+              <w:t>Dépenses non alimentaires</w:t>
             </w:r>
           </w:p>
         </w:tc>
@@ -2164,7 +2884,7 @@
                 <w:color w:val="16A34A"/>
                 <w:sz w:val="16"/>
               </w:rPr>
-              <w:t>s01q23, s01q00b, s01q23_autre</w:t>
+              <w:t>—</w:t>
             </w:r>
           </w:p>
         </w:tc>
@@ -2195,7 +2915,7 @@
                 <w:i w:val="0"/>
                 <w:sz w:val="17"/>
               </w:rPr>
-              <w:t>La raison principale que OMAR SOW n'a pas fait des études dans une école formelle est manque de papier comme extrait de naissance et semble exister dans les modalités, prière de prendre attache avec le QG pour plus d'explication afin de la classer bien.</w:t>
+              <w:t>Attention ! La dépense totale du ménage de YOUSSOU SOW (165500 Fcfa) de la fête de Mariage est relativement élevé.</w:t>
             </w:r>
           </w:p>
         </w:tc>
@@ -2228,7 +2948,7 @@
                 <w:i w:val="0"/>
                 <w:sz w:val="16"/>
               </w:rPr>
-              <w:t>S07</w:t>
+              <w:t>S09</w:t>
               <w:br/>
             </w:r>
             <w:r>
@@ -2238,7 +2958,7 @@
                 <w:color w:val="64748B"/>
                 <w:sz w:val="14"/>
               </w:rPr>
-              <w:t>Consommation alimentaire</w:t>
+              <w:t>Dépenses non alimentaires</w:t>
             </w:r>
           </w:p>
         </w:tc>
@@ -2285,7 +3005,7 @@
                 <w:i w:val="0"/>
                 <w:sz w:val="17"/>
               </w:rPr>
-              <w:t>Attention ! La dépense du répas pris à l'extérieur de MBOULÉ SOW (3150 Fcfa) au cours de 7 derniers jours est relativement élevé.</w:t>
+              <w:t>Prière de corriger ou de confirmer avec le QG.</w:t>
             </w:r>
           </w:p>
         </w:tc>
@@ -2318,7 +3038,7 @@
                 <w:i w:val="0"/>
                 <w:sz w:val="16"/>
               </w:rPr>
-              <w:t>S07</w:t>
+              <w:t>S09</w:t>
               <w:br/>
             </w:r>
             <w:r>
@@ -2328,7 +3048,7 @@
                 <w:color w:val="64748B"/>
                 <w:sz w:val="14"/>
               </w:rPr>
-              <w:t>Consommation alimentaire</w:t>
+              <w:t>Dépenses non alimentaires</w:t>
             </w:r>
           </w:p>
         </w:tc>
@@ -2375,7 +3095,7 @@
                 <w:i w:val="0"/>
                 <w:sz w:val="17"/>
               </w:rPr>
-              <w:t>Prière de corriger ou de confirmer avec le QG.</w:t>
+              <w:t>Peu plausible! le montant de la dépense (200 Fcfa) pour Transport urbain en taxi semble faible.</w:t>
             </w:r>
           </w:p>
         </w:tc>
@@ -2408,7 +3128,7 @@
                 <w:i w:val="0"/>
                 <w:sz w:val="16"/>
               </w:rPr>
-              <w:t>S07</w:t>
+              <w:t>S09</w:t>
               <w:br/>
             </w:r>
             <w:r>
@@ -2418,7 +3138,7 @@
                 <w:color w:val="64748B"/>
                 <w:sz w:val="14"/>
               </w:rPr>
-              <w:t>Consommation alimentaire</w:t>
+              <w:t>Dépenses non alimentaires</w:t>
             </w:r>
           </w:p>
         </w:tc>
@@ -2465,7 +3185,7 @@
                 <w:i w:val="0"/>
                 <w:sz w:val="17"/>
               </w:rPr>
-              <w:t>Attention ! La dépense du répas pris à l'extérieur de YOUSSOU SOW (3450 Fcfa) au cours de 7 derniers jours est relativement élevé.</w:t>
+              <w:t>Veuillez, s'il vous plaît, confirmer cette information avec le QG ou la corriger.</w:t>
             </w:r>
           </w:p>
         </w:tc>
@@ -2498,7 +3218,7 @@
                 <w:i w:val="0"/>
                 <w:sz w:val="16"/>
               </w:rPr>
-              <w:t>S07</w:t>
+              <w:t>S09</w:t>
               <w:br/>
             </w:r>
             <w:r>
@@ -2508,7 +3228,7 @@
                 <w:color w:val="64748B"/>
                 <w:sz w:val="14"/>
               </w:rPr>
-              <w:t>Consommation alimentaire</w:t>
+              <w:t>Dépenses non alimentaires</w:t>
             </w:r>
           </w:p>
         </w:tc>
@@ -2555,7 +3275,7 @@
                 <w:i w:val="0"/>
                 <w:sz w:val="17"/>
               </w:rPr>
-              <w:t>Attention ! Le prix unitaire d'achat (100 Fcfa) de Poisson séché Guedj beurre en Morceau (Portion) (Petit) est relativement faible par rapport aux autres prix observés dans cette zone.</w:t>
+              <w:t>Attention ! La dépense du ménage de YOUSSOU SOW (200 Fcfa) au cours de 7 derniers jours de Transport urbain en taxi est relativement élevé.</w:t>
             </w:r>
           </w:p>
         </w:tc>
@@ -2588,7 +3308,7 @@
                 <w:i w:val="0"/>
                 <w:sz w:val="16"/>
               </w:rPr>
-              <w:t>S07</w:t>
+              <w:t>S09</w:t>
               <w:br/>
             </w:r>
             <w:r>
@@ -2598,7 +3318,7 @@
                 <w:color w:val="64748B"/>
                 <w:sz w:val="14"/>
               </w:rPr>
-              <w:t>Consommation alimentaire</w:t>
+              <w:t>Dépenses non alimentaires</w:t>
             </w:r>
           </w:p>
         </w:tc>
@@ -2678,7 +3398,7 @@
                 <w:i w:val="0"/>
                 <w:sz w:val="16"/>
               </w:rPr>
-              <w:t>S07</w:t>
+              <w:t>S09</w:t>
               <w:br/>
             </w:r>
             <w:r>
@@ -2688,7 +3408,7 @@
                 <w:color w:val="64748B"/>
                 <w:sz w:val="14"/>
               </w:rPr>
-              <w:t>Consommation alimentaire</w:t>
+              <w:t>Dépenses non alimentaires</w:t>
             </w:r>
           </w:p>
         </w:tc>
@@ -2735,7 +3455,7 @@
                 <w:i w:val="0"/>
                 <w:sz w:val="17"/>
               </w:rPr>
-              <w:t>Attention ! Le prix unitaire d'achat (100 Fcfa) de Poivre en Sachets (Petit) est relativement élevé par rapport aux autres prix observés dans cette zone.</w:t>
+              <w:t>Peu plausible! le montant de la dépense (400 Fcfa) pour Transport urbain/rural par voie fluviale semble faible.</w:t>
             </w:r>
           </w:p>
         </w:tc>
@@ -2768,7 +3488,7 @@
                 <w:i w:val="0"/>
                 <w:sz w:val="16"/>
               </w:rPr>
-              <w:t>S07</w:t>
+              <w:t>S09</w:t>
               <w:br/>
             </w:r>
             <w:r>
@@ -2778,7 +3498,7 @@
                 <w:color w:val="64748B"/>
                 <w:sz w:val="14"/>
               </w:rPr>
-              <w:t>Consommation alimentaire</w:t>
+              <w:t>Dépenses non alimentaires</w:t>
             </w:r>
           </w:p>
         </w:tc>
@@ -2825,7 +3545,7 @@
                 <w:i w:val="0"/>
                 <w:sz w:val="17"/>
               </w:rPr>
-              <w:t>Attention ! Le prix unitaire d'achat (150 Fcfa) de Thé (Ataya) en Paquet (Petit) est relativement élevé par rapport aux autres prix observés dans cette zone.</w:t>
+              <w:t>Attention ! La dépense du ménage de YOUSSOU SOW (400 Fcfa) au cours de 7 derniers jours de Transport urbain/rural par voie fluviale est relativement élevé.</w:t>
             </w:r>
           </w:p>
         </w:tc>
@@ -2858,7 +3578,7 @@
                 <w:i w:val="0"/>
                 <w:sz w:val="16"/>
               </w:rPr>
-              <w:t>S07</w:t>
+              <w:t>S09</w:t>
               <w:br/>
             </w:r>
             <w:r>
@@ -2868,7 +3588,7 @@
                 <w:color w:val="64748B"/>
                 <w:sz w:val="14"/>
               </w:rPr>
-              <w:t>Consommation alimentaire</w:t>
+              <w:t>Dépenses non alimentaires</w:t>
             </w:r>
           </w:p>
         </w:tc>
@@ -2884,7 +3604,7 @@
                 <w:color w:val="16A34A"/>
                 <w:sz w:val="16"/>
               </w:rPr>
-              <w:t>s07bq07a, s07bq07b, s07bq07c, s07bq08</w:t>
+              <w:t>—</w:t>
             </w:r>
           </w:p>
         </w:tc>
@@ -2915,7 +3635,7 @@
                 <w:i w:val="0"/>
                 <w:sz w:val="17"/>
               </w:rPr>
-              <w:t>Le prix d'achat unitaire (5040 Fcfa) de Viande de bœuf: filet, faux-filet en Kg de taille taille unique prière de regarder les reponses prises dans les questions s07bq07a s07bq07b s07bq07c s07bq08 pour mieux corriger.</w:t>
+              <w:t>Attention ! La dépense du ménage de YOUSSOU SOW (1500 Fcfa) au cours de 30 derniers jours de Bougies est relativement élevé.</w:t>
             </w:r>
           </w:p>
         </w:tc>
@@ -2948,7 +3668,7 @@
                 <w:i w:val="0"/>
                 <w:sz w:val="16"/>
               </w:rPr>
-              <w:t>S07</w:t>
+              <w:t>S09</w:t>
               <w:br/>
             </w:r>
             <w:r>
@@ -2958,7 +3678,7 @@
                 <w:color w:val="64748B"/>
                 <w:sz w:val="14"/>
               </w:rPr>
-              <w:t>Consommation alimentaire</w:t>
+              <w:t>Dépenses non alimentaires</w:t>
             </w:r>
           </w:p>
         </w:tc>
@@ -3005,7 +3725,7 @@
                 <w:i w:val="0"/>
                 <w:sz w:val="17"/>
               </w:rPr>
-              <w:t>Attention ! Le prix unitaire d'achat (5040 Fcfa) de Viande de bœuf: filet, faux-filet en Kg (taille unique) est relativement élevé par rapport aux autres prix observés dans cette zone.</w:t>
+              <w:t>Prière de corriger ou de confirmer avec le QG.</w:t>
             </w:r>
           </w:p>
         </w:tc>
@@ -3038,7 +3758,7 @@
                 <w:i w:val="0"/>
                 <w:sz w:val="16"/>
               </w:rPr>
-              <w:t>S08</w:t>
+              <w:t>S09</w:t>
               <w:br/>
             </w:r>
             <w:r>
@@ -3048,7 +3768,7 @@
                 <w:color w:val="64748B"/>
                 <w:sz w:val="14"/>
               </w:rPr>
-              <w:t>Dépenses santé/éducation</w:t>
+              <w:t>Dépenses non alimentaires</w:t>
             </w:r>
           </w:p>
         </w:tc>
@@ -3095,7 +3815,7 @@
                 <w:i w:val="0"/>
                 <w:sz w:val="17"/>
               </w:rPr>
-              <w:t>Prière de fournir d'effort pour avoir des réponses exactes au lieu de NSP ou Refus.</w:t>
+              <w:t>Attention ! La dépense du ménage de YOUSSOU SOW (16000 Fcfa) au cours de 6 derniers mois de Frais de confection et de réparation de vêtements enfants est relativement élevé.</w:t>
             </w:r>
           </w:p>
         </w:tc>
@@ -3128,7 +3848,7 @@
                 <w:i w:val="0"/>
                 <w:sz w:val="16"/>
               </w:rPr>
-              <w:t>S08</w:t>
+              <w:t>S09</w:t>
               <w:br/>
             </w:r>
             <w:r>
@@ -3138,7 +3858,7 @@
                 <w:color w:val="64748B"/>
                 <w:sz w:val="14"/>
               </w:rPr>
-              <w:t>Dépenses santé/éducation</w:t>
+              <w:t>Dépenses non alimentaires</w:t>
             </w:r>
           </w:p>
         </w:tc>
@@ -3185,7 +3905,7 @@
                 <w:i w:val="0"/>
                 <w:sz w:val="17"/>
               </w:rPr>
-              <w:t>Prière de demander le ménage pour renseigner le reste (Section 8).</w:t>
+              <w:t>Prière de corriger ou de confirmer avec le QG.</w:t>
             </w:r>
           </w:p>
         </w:tc>
@@ -3275,7 +3995,7 @@
                 <w:i w:val="0"/>
                 <w:sz w:val="17"/>
               </w:rPr>
-              <w:t>Attention ! La dépense totale du ménage de YOUSSOU SOW (165500 Fcfa) de la fête de Mariage est relativement élevé.</w:t>
+              <w:t>Attention ! La dépense du ménage de YOUSSOU SOW (18000 Fcfa) au cours de 6 derniers mois de Frais de confection et de réparation de vêtements femme: robe, pantalon, jupe, ensemble, réparation, location, etc.</w:t>
             </w:r>
           </w:p>
         </w:tc>
@@ -3365,7 +4085,7 @@
                 <w:i w:val="0"/>
                 <w:sz w:val="17"/>
               </w:rPr>
-              <w:t>Prière de corriger ou de confirmer avec le QG.</w:t>
+              <w:t>est relativement élevé.</w:t>
             </w:r>
           </w:p>
         </w:tc>
@@ -3455,7 +4175,7 @@
                 <w:i w:val="0"/>
                 <w:sz w:val="17"/>
               </w:rPr>
-              <w:t>Peu plausible! le montant de la dépense (200 Fcfa) pour Transport urbain en taxi semble faible.</w:t>
+              <w:t>Attention ! La dépense du ménage de YOUSSOU SOW (3000 Fcfa) au cours de 6 derniers mois de Accessoires des chaussures (chausse-pieds; brosses à chaussure, lacet) est relativement élevé.</w:t>
             </w:r>
           </w:p>
         </w:tc>
@@ -3545,7 +4265,7 @@
                 <w:i w:val="0"/>
                 <w:sz w:val="17"/>
               </w:rPr>
-              <w:t>Veuillez, s'il vous plaît, confirmer cette information avec le QG ou la corriger.</w:t>
+              <w:t>Attention ! La dépense du ménage de YOUSSOU SOW (100000 Fcfa) au cours de 12 derniers mois de Main-d'oeuvre pour la construction et les grosses réparation de logement (maçonnerie, toiture et charpente, électricité, plomberie, menuiserie, peinture et revêtement du sol), etc est relativement élevé.</w:t>
             </w:r>
           </w:p>
         </w:tc>
@@ -3635,7 +4355,7 @@
                 <w:i w:val="0"/>
                 <w:sz w:val="17"/>
               </w:rPr>
-              <w:t>Attention ! La dépense du ménage de YOUSSOU SOW (200 Fcfa) au cours de 7 derniers jours de Transport urbain en taxi est relativement élevé.</w:t>
+              <w:t>Prière de corriger ou de confirmer avec le QG.</w:t>
             </w:r>
           </w:p>
         </w:tc>
@@ -3725,7 +4445,7 @@
                 <w:i w:val="0"/>
                 <w:sz w:val="17"/>
               </w:rPr>
-              <w:t>Prière de corriger ou de confirmer avec le QG.</w:t>
+              <w:t>Attention ! La dépense du ménage de YOUSSOU SOW (20000 Fcfa) au cours de 12 derniers mois de Main-d'oeuvre et services d'entretien et de réparation courante du logement  (vidange fosse septique,main d'œuvre pour l'entretien du logement, etc.</w:t>
             </w:r>
           </w:p>
         </w:tc>
@@ -3815,7 +4535,7 @@
                 <w:i w:val="0"/>
                 <w:sz w:val="17"/>
               </w:rPr>
-              <w:t>Peu plausible! le montant de la dépense (400 Fcfa) pour Transport urbain/rural par voie fluviale semble faible.</w:t>
+              <w:t>) est relativement élevé.</w:t>
             </w:r>
           </w:p>
         </w:tc>
@@ -3905,7 +4625,7 @@
                 <w:i w:val="0"/>
                 <w:sz w:val="17"/>
               </w:rPr>
-              <w:t>Attention ! La dépense du ménage de YOUSSOU SOW (400 Fcfa) au cours de 7 derniers jours de Transport urbain/rural par voie fluviale est relativement élevé.</w:t>
+              <w:t>Attention ! La dépense du ménage de YOUSSOU SOW (45000 Fcfa) au cours de 12 derniers mois de Matériel pour l'entretien et les petites réparations du logement (remplacement d'une tôle, d'une vitre, etc.</w:t>
             </w:r>
           </w:p>
         </w:tc>
@@ -3995,7 +4715,7 @@
                 <w:i w:val="0"/>
                 <w:sz w:val="17"/>
               </w:rPr>
-              <w:t>Attention ! La dépense du ménage de YOUSSOU SOW (1500 Fcfa) au cours de 30 derniers jours de Bougies est relativement élevé.</w:t>
+              <w:t>Attention ! La dépense du ménage de YOUSSOU SOW (50000 Fcfa) au cours de 12 derniers mois de Autres matériaux pour construction ou grosses réparations logement: tôles, bois de charpente, planches, lattes, contre-plaqués, matériaux d'électricité, matériaux de plomberie, matériaux de peinture, carreaux, tapis et revêtement du sol, etc est relativement élevé.</w:t>
             </w:r>
           </w:p>
         </w:tc>
@@ -4085,7 +4805,7 @@
                 <w:i w:val="0"/>
                 <w:sz w:val="17"/>
               </w:rPr>
-              <w:t>Prière de corriger ou de confirmer avec le QG.</w:t>
+              <w:t>Attention ! La dépense du ménage de YOUSSOU SOW (750000 Fcfa) au cours de 12 derniers mois de Matériaux de maçonnerie pour la construction ou les grosses réparations de logement: ciment, briques, fer à béton, sable, gravier, parpaings, etc est relativement élevé.</w:t>
             </w:r>
           </w:p>
         </w:tc>
@@ -4118,7 +4838,7 @@
                 <w:i w:val="0"/>
                 <w:sz w:val="16"/>
               </w:rPr>
-              <w:t>S09</w:t>
+              <w:t>S12</w:t>
               <w:br/>
             </w:r>
             <w:r>
@@ -4128,7 +4848,7 @@
                 <w:color w:val="64748B"/>
                 <w:sz w:val="14"/>
               </w:rPr>
-              <w:t>Dépenses non alimentaires</w:t>
+              <w:t>Avoirs / biens durables</w:t>
             </w:r>
           </w:p>
         </w:tc>
@@ -4175,7 +4895,7 @@
                 <w:i w:val="0"/>
                 <w:sz w:val="17"/>
               </w:rPr>
-              <w:t>Attention ! La dépense du ménage de YOUSSOU SOW (16000 Fcfa) au cours de 6 derniers mois de Frais de confection et de réparation de vêtements enfants est relativement élevé.</w:t>
+              <w:t>Attention ! Foyers améliorés a été achété à 20000 Fcfa est relativement élevé par rapport aux autres prix d'achat observés dans cette zone.</w:t>
             </w:r>
           </w:p>
         </w:tc>
@@ -4208,7 +4928,7 @@
                 <w:i w:val="0"/>
                 <w:sz w:val="16"/>
               </w:rPr>
-              <w:t>S09</w:t>
+              <w:t>S12</w:t>
               <w:br/>
             </w:r>
             <w:r>
@@ -4218,7 +4938,7 @@
                 <w:color w:val="64748B"/>
                 <w:sz w:val="14"/>
               </w:rPr>
-              <w:t>Dépenses non alimentaires</w:t>
+              <w:t>Avoirs / biens durables</w:t>
             </w:r>
           </w:p>
         </w:tc>
@@ -4298,7 +5018,7 @@
                 <w:i w:val="0"/>
                 <w:sz w:val="16"/>
               </w:rPr>
-              <w:t>S09</w:t>
+              <w:t>S12</w:t>
               <w:br/>
             </w:r>
             <w:r>
@@ -4308,7 +5028,7 @@
                 <w:color w:val="64748B"/>
                 <w:sz w:val="14"/>
               </w:rPr>
-              <w:t>Dépenses non alimentaires</w:t>
+              <w:t>Avoirs / biens durables</w:t>
             </w:r>
           </w:p>
         </w:tc>
@@ -4355,1177 +5075,7 @@
                 <w:i w:val="0"/>
                 <w:sz w:val="17"/>
               </w:rPr>
-              <w:t>Attention ! La dépense du ménage de YOUSSOU SOW (18000 Fcfa) au cours de 6 derniers mois de Frais de confection et de réparation de vêtements femme: robe, pantalon, jupe, ensemble, réparation, location, etc.</w:t>
-            </w:r>
-          </w:p>
-        </w:tc>
-      </w:tr>
-      <w:tr>
-        <w:tc>
-          <w:tcPr>
-            <w:tcW w:type="dxa" w:w="964"/>
-          </w:tcPr>
-          <w:p>
-            <w:r>
-              <w:rPr>
-                <w:b/>
-                <w:i w:val="0"/>
-                <w:color w:val="EA580C"/>
-                <w:sz w:val="16"/>
-              </w:rPr>
-              <w:t>Moyenne</w:t>
-            </w:r>
-          </w:p>
-        </w:tc>
-        <w:tc>
-          <w:tcPr>
-            <w:tcW w:type="dxa" w:w="1247"/>
-          </w:tcPr>
-          <w:p>
-            <w:r>
-              <w:rPr>
-                <w:b/>
-                <w:i w:val="0"/>
-                <w:sz w:val="16"/>
-              </w:rPr>
-              <w:t>S09</w:t>
-              <w:br/>
-            </w:r>
-            <w:r>
-              <w:rPr>
-                <w:b w:val="0"/>
-                <w:i w:val="0"/>
-                <w:color w:val="64748B"/>
-                <w:sz w:val="14"/>
-              </w:rPr>
-              <w:t>Dépenses non alimentaires</w:t>
-            </w:r>
-          </w:p>
-        </w:tc>
-        <w:tc>
-          <w:tcPr>
-            <w:tcW w:type="dxa" w:w="1531"/>
-          </w:tcPr>
-          <w:p>
-            <w:r>
-              <w:rPr>
-                <w:b/>
-                <w:i w:val="0"/>
-                <w:color w:val="16A34A"/>
-                <w:sz w:val="16"/>
-              </w:rPr>
-              <w:t>—</w:t>
-            </w:r>
-          </w:p>
-        </w:tc>
-        <w:tc>
-          <w:tcPr>
-            <w:tcW w:type="dxa" w:w="1191"/>
-          </w:tcPr>
-          <w:p>
-            <w:r>
-              <w:rPr>
-                <w:b w:val="0"/>
-                <w:i w:val="0"/>
-                <w:color w:val="64748B"/>
-                <w:sz w:val="16"/>
-              </w:rPr>
-              <w:t>GT-CQ</w:t>
-            </w:r>
-          </w:p>
-        </w:tc>
-        <w:tc>
-          <w:tcPr>
-            <w:tcW w:type="dxa" w:w="4706"/>
-          </w:tcPr>
-          <w:p>
-            <w:r>
-              <w:rPr>
-                <w:b w:val="0"/>
-                <w:i w:val="0"/>
-                <w:sz w:val="17"/>
-              </w:rPr>
-              <w:t>est relativement élevé.</w:t>
-            </w:r>
-          </w:p>
-        </w:tc>
-      </w:tr>
-      <w:tr>
-        <w:tc>
-          <w:tcPr>
-            <w:tcW w:type="dxa" w:w="964"/>
-          </w:tcPr>
-          <w:p>
-            <w:r>
-              <w:rPr>
-                <w:b/>
-                <w:i w:val="0"/>
-                <w:color w:val="EA580C"/>
-                <w:sz w:val="16"/>
-              </w:rPr>
-              <w:t>Moyenne</w:t>
-            </w:r>
-          </w:p>
-        </w:tc>
-        <w:tc>
-          <w:tcPr>
-            <w:tcW w:type="dxa" w:w="1247"/>
-          </w:tcPr>
-          <w:p>
-            <w:r>
-              <w:rPr>
-                <w:b/>
-                <w:i w:val="0"/>
-                <w:sz w:val="16"/>
-              </w:rPr>
-              <w:t>S09</w:t>
-              <w:br/>
-            </w:r>
-            <w:r>
-              <w:rPr>
-                <w:b w:val="0"/>
-                <w:i w:val="0"/>
-                <w:color w:val="64748B"/>
-                <w:sz w:val="14"/>
-              </w:rPr>
-              <w:t>Dépenses non alimentaires</w:t>
-            </w:r>
-          </w:p>
-        </w:tc>
-        <w:tc>
-          <w:tcPr>
-            <w:tcW w:type="dxa" w:w="1531"/>
-          </w:tcPr>
-          <w:p>
-            <w:r>
-              <w:rPr>
-                <w:b/>
-                <w:i w:val="0"/>
-                <w:color w:val="16A34A"/>
-                <w:sz w:val="16"/>
-              </w:rPr>
-              <w:t>—</w:t>
-            </w:r>
-          </w:p>
-        </w:tc>
-        <w:tc>
-          <w:tcPr>
-            <w:tcW w:type="dxa" w:w="1191"/>
-          </w:tcPr>
-          <w:p>
-            <w:r>
-              <w:rPr>
-                <w:b w:val="0"/>
-                <w:i w:val="0"/>
-                <w:color w:val="64748B"/>
-                <w:sz w:val="16"/>
-              </w:rPr>
-              <w:t>GT-CQ</w:t>
-            </w:r>
-          </w:p>
-        </w:tc>
-        <w:tc>
-          <w:tcPr>
-            <w:tcW w:type="dxa" w:w="4706"/>
-          </w:tcPr>
-          <w:p>
-            <w:r>
-              <w:rPr>
-                <w:b w:val="0"/>
-                <w:i w:val="0"/>
-                <w:sz w:val="17"/>
-              </w:rPr>
-              <w:t>Attention ! La dépense du ménage de YOUSSOU SOW (3000 Fcfa) au cours de 6 derniers mois de Accessoires des chaussures (chausse-pieds; brosses à chaussure, lacet) est relativement élevé.</w:t>
-            </w:r>
-          </w:p>
-        </w:tc>
-      </w:tr>
-      <w:tr>
-        <w:tc>
-          <w:tcPr>
-            <w:tcW w:type="dxa" w:w="964"/>
-          </w:tcPr>
-          <w:p>
-            <w:r>
-              <w:rPr>
-                <w:b/>
-                <w:i w:val="0"/>
-                <w:color w:val="EA580C"/>
-                <w:sz w:val="16"/>
-              </w:rPr>
-              <w:t>Moyenne</w:t>
-            </w:r>
-          </w:p>
-        </w:tc>
-        <w:tc>
-          <w:tcPr>
-            <w:tcW w:type="dxa" w:w="1247"/>
-          </w:tcPr>
-          <w:p>
-            <w:r>
-              <w:rPr>
-                <w:b/>
-                <w:i w:val="0"/>
-                <w:sz w:val="16"/>
-              </w:rPr>
-              <w:t>S09</w:t>
-              <w:br/>
-            </w:r>
-            <w:r>
-              <w:rPr>
-                <w:b w:val="0"/>
-                <w:i w:val="0"/>
-                <w:color w:val="64748B"/>
-                <w:sz w:val="14"/>
-              </w:rPr>
-              <w:t>Dépenses non alimentaires</w:t>
-            </w:r>
-          </w:p>
-        </w:tc>
-        <w:tc>
-          <w:tcPr>
-            <w:tcW w:type="dxa" w:w="1531"/>
-          </w:tcPr>
-          <w:p>
-            <w:r>
-              <w:rPr>
-                <w:b/>
-                <w:i w:val="0"/>
-                <w:color w:val="16A34A"/>
-                <w:sz w:val="16"/>
-              </w:rPr>
-              <w:t>—</w:t>
-            </w:r>
-          </w:p>
-        </w:tc>
-        <w:tc>
-          <w:tcPr>
-            <w:tcW w:type="dxa" w:w="1191"/>
-          </w:tcPr>
-          <w:p>
-            <w:r>
-              <w:rPr>
-                <w:b w:val="0"/>
-                <w:i w:val="0"/>
-                <w:color w:val="64748B"/>
-                <w:sz w:val="16"/>
-              </w:rPr>
-              <w:t>GT-CQ</w:t>
-            </w:r>
-          </w:p>
-        </w:tc>
-        <w:tc>
-          <w:tcPr>
-            <w:tcW w:type="dxa" w:w="4706"/>
-          </w:tcPr>
-          <w:p>
-            <w:r>
-              <w:rPr>
-                <w:b w:val="0"/>
-                <w:i w:val="0"/>
-                <w:sz w:val="17"/>
-              </w:rPr>
-              <w:t>Attention ! La dépense du ménage de YOUSSOU SOW (100000 Fcfa) au cours de 12 derniers mois de Main-d'oeuvre pour la construction et les grosses réparation de logement (maçonnerie, toiture et charpente, électricité, plomberie, menuiserie, peinture et revêtement du sol), etc est relativement élevé.</w:t>
-            </w:r>
-          </w:p>
-        </w:tc>
-      </w:tr>
-      <w:tr>
-        <w:tc>
-          <w:tcPr>
-            <w:tcW w:type="dxa" w:w="964"/>
-          </w:tcPr>
-          <w:p>
-            <w:r>
-              <w:rPr>
-                <w:b/>
-                <w:i w:val="0"/>
-                <w:color w:val="EA580C"/>
-                <w:sz w:val="16"/>
-              </w:rPr>
-              <w:t>Moyenne</w:t>
-            </w:r>
-          </w:p>
-        </w:tc>
-        <w:tc>
-          <w:tcPr>
-            <w:tcW w:type="dxa" w:w="1247"/>
-          </w:tcPr>
-          <w:p>
-            <w:r>
-              <w:rPr>
-                <w:b/>
-                <w:i w:val="0"/>
-                <w:sz w:val="16"/>
-              </w:rPr>
-              <w:t>S09</w:t>
-              <w:br/>
-            </w:r>
-            <w:r>
-              <w:rPr>
-                <w:b w:val="0"/>
-                <w:i w:val="0"/>
-                <w:color w:val="64748B"/>
-                <w:sz w:val="14"/>
-              </w:rPr>
-              <w:t>Dépenses non alimentaires</w:t>
-            </w:r>
-          </w:p>
-        </w:tc>
-        <w:tc>
-          <w:tcPr>
-            <w:tcW w:type="dxa" w:w="1531"/>
-          </w:tcPr>
-          <w:p>
-            <w:r>
-              <w:rPr>
-                <w:b/>
-                <w:i w:val="0"/>
-                <w:color w:val="16A34A"/>
-                <w:sz w:val="16"/>
-              </w:rPr>
-              <w:t>—</w:t>
-            </w:r>
-          </w:p>
-        </w:tc>
-        <w:tc>
-          <w:tcPr>
-            <w:tcW w:type="dxa" w:w="1191"/>
-          </w:tcPr>
-          <w:p>
-            <w:r>
-              <w:rPr>
-                <w:b w:val="0"/>
-                <w:i w:val="0"/>
-                <w:color w:val="64748B"/>
-                <w:sz w:val="16"/>
-              </w:rPr>
-              <w:t>GT-CQ</w:t>
-            </w:r>
-          </w:p>
-        </w:tc>
-        <w:tc>
-          <w:tcPr>
-            <w:tcW w:type="dxa" w:w="4706"/>
-          </w:tcPr>
-          <w:p>
-            <w:r>
-              <w:rPr>
-                <w:b w:val="0"/>
-                <w:i w:val="0"/>
-                <w:sz w:val="17"/>
-              </w:rPr>
-              <w:t>Prière de corriger ou de confirmer avec le QG.</w:t>
-            </w:r>
-          </w:p>
-        </w:tc>
-      </w:tr>
-      <w:tr>
-        <w:tc>
-          <w:tcPr>
-            <w:tcW w:type="dxa" w:w="964"/>
-          </w:tcPr>
-          <w:p>
-            <w:r>
-              <w:rPr>
-                <w:b/>
-                <w:i w:val="0"/>
-                <w:color w:val="EA580C"/>
-                <w:sz w:val="16"/>
-              </w:rPr>
-              <w:t>Moyenne</w:t>
-            </w:r>
-          </w:p>
-        </w:tc>
-        <w:tc>
-          <w:tcPr>
-            <w:tcW w:type="dxa" w:w="1247"/>
-          </w:tcPr>
-          <w:p>
-            <w:r>
-              <w:rPr>
-                <w:b/>
-                <w:i w:val="0"/>
-                <w:sz w:val="16"/>
-              </w:rPr>
-              <w:t>S09</w:t>
-              <w:br/>
-            </w:r>
-            <w:r>
-              <w:rPr>
-                <w:b w:val="0"/>
-                <w:i w:val="0"/>
-                <w:color w:val="64748B"/>
-                <w:sz w:val="14"/>
-              </w:rPr>
-              <w:t>Dépenses non alimentaires</w:t>
-            </w:r>
-          </w:p>
-        </w:tc>
-        <w:tc>
-          <w:tcPr>
-            <w:tcW w:type="dxa" w:w="1531"/>
-          </w:tcPr>
-          <w:p>
-            <w:r>
-              <w:rPr>
-                <w:b/>
-                <w:i w:val="0"/>
-                <w:color w:val="16A34A"/>
-                <w:sz w:val="16"/>
-              </w:rPr>
-              <w:t>—</w:t>
-            </w:r>
-          </w:p>
-        </w:tc>
-        <w:tc>
-          <w:tcPr>
-            <w:tcW w:type="dxa" w:w="1191"/>
-          </w:tcPr>
-          <w:p>
-            <w:r>
-              <w:rPr>
-                <w:b w:val="0"/>
-                <w:i w:val="0"/>
-                <w:color w:val="64748B"/>
-                <w:sz w:val="16"/>
-              </w:rPr>
-              <w:t>GT-CQ</w:t>
-            </w:r>
-          </w:p>
-        </w:tc>
-        <w:tc>
-          <w:tcPr>
-            <w:tcW w:type="dxa" w:w="4706"/>
-          </w:tcPr>
-          <w:p>
-            <w:r>
-              <w:rPr>
-                <w:b w:val="0"/>
-                <w:i w:val="0"/>
-                <w:sz w:val="17"/>
-              </w:rPr>
-              <w:t>Attention ! La dépense du ménage de YOUSSOU SOW (20000 Fcfa) au cours de 12 derniers mois de Main-d'oeuvre et services d'entretien et de réparation courante du logement  (vidange fosse septique,main d'œuvre pour l'entretien du logement, etc.</w:t>
-            </w:r>
-          </w:p>
-        </w:tc>
-      </w:tr>
-      <w:tr>
-        <w:tc>
-          <w:tcPr>
-            <w:tcW w:type="dxa" w:w="964"/>
-          </w:tcPr>
-          <w:p>
-            <w:r>
-              <w:rPr>
-                <w:b/>
-                <w:i w:val="0"/>
-                <w:color w:val="EA580C"/>
-                <w:sz w:val="16"/>
-              </w:rPr>
-              <w:t>Moyenne</w:t>
-            </w:r>
-          </w:p>
-        </w:tc>
-        <w:tc>
-          <w:tcPr>
-            <w:tcW w:type="dxa" w:w="1247"/>
-          </w:tcPr>
-          <w:p>
-            <w:r>
-              <w:rPr>
-                <w:b/>
-                <w:i w:val="0"/>
-                <w:sz w:val="16"/>
-              </w:rPr>
-              <w:t>S09</w:t>
-              <w:br/>
-            </w:r>
-            <w:r>
-              <w:rPr>
-                <w:b w:val="0"/>
-                <w:i w:val="0"/>
-                <w:color w:val="64748B"/>
-                <w:sz w:val="14"/>
-              </w:rPr>
-              <w:t>Dépenses non alimentaires</w:t>
-            </w:r>
-          </w:p>
-        </w:tc>
-        <w:tc>
-          <w:tcPr>
-            <w:tcW w:type="dxa" w:w="1531"/>
-          </w:tcPr>
-          <w:p>
-            <w:r>
-              <w:rPr>
-                <w:b/>
-                <w:i w:val="0"/>
-                <w:color w:val="16A34A"/>
-                <w:sz w:val="16"/>
-              </w:rPr>
-              <w:t>—</w:t>
-            </w:r>
-          </w:p>
-        </w:tc>
-        <w:tc>
-          <w:tcPr>
-            <w:tcW w:type="dxa" w:w="1191"/>
-          </w:tcPr>
-          <w:p>
-            <w:r>
-              <w:rPr>
-                <w:b w:val="0"/>
-                <w:i w:val="0"/>
-                <w:color w:val="64748B"/>
-                <w:sz w:val="16"/>
-              </w:rPr>
-              <w:t>GT-CQ</w:t>
-            </w:r>
-          </w:p>
-        </w:tc>
-        <w:tc>
-          <w:tcPr>
-            <w:tcW w:type="dxa" w:w="4706"/>
-          </w:tcPr>
-          <w:p>
-            <w:r>
-              <w:rPr>
-                <w:b w:val="0"/>
-                <w:i w:val="0"/>
-                <w:sz w:val="17"/>
-              </w:rPr>
-              <w:t>) est relativement élevé.</w:t>
-            </w:r>
-          </w:p>
-        </w:tc>
-      </w:tr>
-      <w:tr>
-        <w:tc>
-          <w:tcPr>
-            <w:tcW w:type="dxa" w:w="964"/>
-          </w:tcPr>
-          <w:p>
-            <w:r>
-              <w:rPr>
-                <w:b/>
-                <w:i w:val="0"/>
-                <w:color w:val="EA580C"/>
-                <w:sz w:val="16"/>
-              </w:rPr>
-              <w:t>Moyenne</w:t>
-            </w:r>
-          </w:p>
-        </w:tc>
-        <w:tc>
-          <w:tcPr>
-            <w:tcW w:type="dxa" w:w="1247"/>
-          </w:tcPr>
-          <w:p>
-            <w:r>
-              <w:rPr>
-                <w:b/>
-                <w:i w:val="0"/>
-                <w:sz w:val="16"/>
-              </w:rPr>
-              <w:t>S09</w:t>
-              <w:br/>
-            </w:r>
-            <w:r>
-              <w:rPr>
-                <w:b w:val="0"/>
-                <w:i w:val="0"/>
-                <w:color w:val="64748B"/>
-                <w:sz w:val="14"/>
-              </w:rPr>
-              <w:t>Dépenses non alimentaires</w:t>
-            </w:r>
-          </w:p>
-        </w:tc>
-        <w:tc>
-          <w:tcPr>
-            <w:tcW w:type="dxa" w:w="1531"/>
-          </w:tcPr>
-          <w:p>
-            <w:r>
-              <w:rPr>
-                <w:b/>
-                <w:i w:val="0"/>
-                <w:color w:val="16A34A"/>
-                <w:sz w:val="16"/>
-              </w:rPr>
-              <w:t>—</w:t>
-            </w:r>
-          </w:p>
-        </w:tc>
-        <w:tc>
-          <w:tcPr>
-            <w:tcW w:type="dxa" w:w="1191"/>
-          </w:tcPr>
-          <w:p>
-            <w:r>
-              <w:rPr>
-                <w:b w:val="0"/>
-                <w:i w:val="0"/>
-                <w:color w:val="64748B"/>
-                <w:sz w:val="16"/>
-              </w:rPr>
-              <w:t>GT-CQ</w:t>
-            </w:r>
-          </w:p>
-        </w:tc>
-        <w:tc>
-          <w:tcPr>
-            <w:tcW w:type="dxa" w:w="4706"/>
-          </w:tcPr>
-          <w:p>
-            <w:r>
-              <w:rPr>
-                <w:b w:val="0"/>
-                <w:i w:val="0"/>
-                <w:sz w:val="17"/>
-              </w:rPr>
-              <w:t>Attention ! La dépense du ménage de YOUSSOU SOW (45000 Fcfa) au cours de 12 derniers mois de Matériel pour l'entretien et les petites réparations du logement (remplacement d'une tôle, d'une vitre, etc.</w:t>
-            </w:r>
-          </w:p>
-        </w:tc>
-      </w:tr>
-      <w:tr>
-        <w:tc>
-          <w:tcPr>
-            <w:tcW w:type="dxa" w:w="964"/>
-          </w:tcPr>
-          <w:p>
-            <w:r>
-              <w:rPr>
-                <w:b/>
-                <w:i w:val="0"/>
-                <w:color w:val="EA580C"/>
-                <w:sz w:val="16"/>
-              </w:rPr>
-              <w:t>Moyenne</w:t>
-            </w:r>
-          </w:p>
-        </w:tc>
-        <w:tc>
-          <w:tcPr>
-            <w:tcW w:type="dxa" w:w="1247"/>
-          </w:tcPr>
-          <w:p>
-            <w:r>
-              <w:rPr>
-                <w:b/>
-                <w:i w:val="0"/>
-                <w:sz w:val="16"/>
-              </w:rPr>
-              <w:t>S09</w:t>
-              <w:br/>
-            </w:r>
-            <w:r>
-              <w:rPr>
-                <w:b w:val="0"/>
-                <w:i w:val="0"/>
-                <w:color w:val="64748B"/>
-                <w:sz w:val="14"/>
-              </w:rPr>
-              <w:t>Dépenses non alimentaires</w:t>
-            </w:r>
-          </w:p>
-        </w:tc>
-        <w:tc>
-          <w:tcPr>
-            <w:tcW w:type="dxa" w:w="1531"/>
-          </w:tcPr>
-          <w:p>
-            <w:r>
-              <w:rPr>
-                <w:b/>
-                <w:i w:val="0"/>
-                <w:color w:val="16A34A"/>
-                <w:sz w:val="16"/>
-              </w:rPr>
-              <w:t>—</w:t>
-            </w:r>
-          </w:p>
-        </w:tc>
-        <w:tc>
-          <w:tcPr>
-            <w:tcW w:type="dxa" w:w="1191"/>
-          </w:tcPr>
-          <w:p>
-            <w:r>
-              <w:rPr>
-                <w:b w:val="0"/>
-                <w:i w:val="0"/>
-                <w:color w:val="64748B"/>
-                <w:sz w:val="16"/>
-              </w:rPr>
-              <w:t>GT-CQ</w:t>
-            </w:r>
-          </w:p>
-        </w:tc>
-        <w:tc>
-          <w:tcPr>
-            <w:tcW w:type="dxa" w:w="4706"/>
-          </w:tcPr>
-          <w:p>
-            <w:r>
-              <w:rPr>
-                <w:b w:val="0"/>
-                <w:i w:val="0"/>
-                <w:sz w:val="17"/>
-              </w:rPr>
-              <w:t>Attention ! La dépense du ménage de YOUSSOU SOW (50000 Fcfa) au cours de 12 derniers mois de Autres matériaux pour construction ou grosses réparations logement: tôles, bois de charpente, planches, lattes, contre-plaqués, matériaux d'électricité, matériaux de plomberie, matériaux de peinture, carreaux, tapis et revêtement du sol, etc est relativement élevé.</w:t>
-            </w:r>
-          </w:p>
-        </w:tc>
-      </w:tr>
-      <w:tr>
-        <w:tc>
-          <w:tcPr>
-            <w:tcW w:type="dxa" w:w="964"/>
-          </w:tcPr>
-          <w:p>
-            <w:r>
-              <w:rPr>
-                <w:b/>
-                <w:i w:val="0"/>
-                <w:color w:val="EA580C"/>
-                <w:sz w:val="16"/>
-              </w:rPr>
-              <w:t>Moyenne</w:t>
-            </w:r>
-          </w:p>
-        </w:tc>
-        <w:tc>
-          <w:tcPr>
-            <w:tcW w:type="dxa" w:w="1247"/>
-          </w:tcPr>
-          <w:p>
-            <w:r>
-              <w:rPr>
-                <w:b/>
-                <w:i w:val="0"/>
-                <w:sz w:val="16"/>
-              </w:rPr>
-              <w:t>S09</w:t>
-              <w:br/>
-            </w:r>
-            <w:r>
-              <w:rPr>
-                <w:b w:val="0"/>
-                <w:i w:val="0"/>
-                <w:color w:val="64748B"/>
-                <w:sz w:val="14"/>
-              </w:rPr>
-              <w:t>Dépenses non alimentaires</w:t>
-            </w:r>
-          </w:p>
-        </w:tc>
-        <w:tc>
-          <w:tcPr>
-            <w:tcW w:type="dxa" w:w="1531"/>
-          </w:tcPr>
-          <w:p>
-            <w:r>
-              <w:rPr>
-                <w:b/>
-                <w:i w:val="0"/>
-                <w:color w:val="16A34A"/>
-                <w:sz w:val="16"/>
-              </w:rPr>
-              <w:t>—</w:t>
-            </w:r>
-          </w:p>
-        </w:tc>
-        <w:tc>
-          <w:tcPr>
-            <w:tcW w:type="dxa" w:w="1191"/>
-          </w:tcPr>
-          <w:p>
-            <w:r>
-              <w:rPr>
-                <w:b w:val="0"/>
-                <w:i w:val="0"/>
-                <w:color w:val="64748B"/>
-                <w:sz w:val="16"/>
-              </w:rPr>
-              <w:t>GT-CQ</w:t>
-            </w:r>
-          </w:p>
-        </w:tc>
-        <w:tc>
-          <w:tcPr>
-            <w:tcW w:type="dxa" w:w="4706"/>
-          </w:tcPr>
-          <w:p>
-            <w:r>
-              <w:rPr>
-                <w:b w:val="0"/>
-                <w:i w:val="0"/>
-                <w:sz w:val="17"/>
-              </w:rPr>
-              <w:t>Attention ! La dépense du ménage de YOUSSOU SOW (750000 Fcfa) au cours de 12 derniers mois de Matériaux de maçonnerie pour la construction ou les grosses réparations de logement: ciment, briques, fer à béton, sable, gravier, parpaings, etc est relativement élevé.</w:t>
-            </w:r>
-          </w:p>
-        </w:tc>
-      </w:tr>
-      <w:tr>
-        <w:tc>
-          <w:tcPr>
-            <w:tcW w:type="dxa" w:w="964"/>
-          </w:tcPr>
-          <w:p>
-            <w:r>
-              <w:rPr>
-                <w:b/>
-                <w:i w:val="0"/>
-                <w:color w:val="EA580C"/>
-                <w:sz w:val="16"/>
-              </w:rPr>
-              <w:t>Moyenne</w:t>
-            </w:r>
-          </w:p>
-        </w:tc>
-        <w:tc>
-          <w:tcPr>
-            <w:tcW w:type="dxa" w:w="1247"/>
-          </w:tcPr>
-          <w:p>
-            <w:r>
-              <w:rPr>
-                <w:b/>
-                <w:i w:val="0"/>
-                <w:sz w:val="16"/>
-              </w:rPr>
-              <w:t>S12</w:t>
-              <w:br/>
-            </w:r>
-            <w:r>
-              <w:rPr>
-                <w:b w:val="0"/>
-                <w:i w:val="0"/>
-                <w:color w:val="64748B"/>
-                <w:sz w:val="14"/>
-              </w:rPr>
-              <w:t>Avoirs / biens durables</w:t>
-            </w:r>
-          </w:p>
-        </w:tc>
-        <w:tc>
-          <w:tcPr>
-            <w:tcW w:type="dxa" w:w="1531"/>
-          </w:tcPr>
-          <w:p>
-            <w:r>
-              <w:rPr>
-                <w:b/>
-                <w:i w:val="0"/>
-                <w:color w:val="16A34A"/>
-                <w:sz w:val="16"/>
-              </w:rPr>
-              <w:t>—</w:t>
-            </w:r>
-          </w:p>
-        </w:tc>
-        <w:tc>
-          <w:tcPr>
-            <w:tcW w:type="dxa" w:w="1191"/>
-          </w:tcPr>
-          <w:p>
-            <w:r>
-              <w:rPr>
-                <w:b w:val="0"/>
-                <w:i w:val="0"/>
-                <w:color w:val="64748B"/>
-                <w:sz w:val="16"/>
-              </w:rPr>
-              <w:t>GT-CQ</w:t>
-            </w:r>
-          </w:p>
-        </w:tc>
-        <w:tc>
-          <w:tcPr>
-            <w:tcW w:type="dxa" w:w="4706"/>
-          </w:tcPr>
-          <w:p>
-            <w:r>
-              <w:rPr>
-                <w:b w:val="0"/>
-                <w:i w:val="0"/>
-                <w:sz w:val="17"/>
-              </w:rPr>
-              <w:t>Attention ! Foyers améliorés a été achété à 20000 Fcfa est relativement élevé par rapport aux autres prix d'achat observés dans cette zone.</w:t>
-            </w:r>
-          </w:p>
-        </w:tc>
-      </w:tr>
-      <w:tr>
-        <w:tc>
-          <w:tcPr>
-            <w:tcW w:type="dxa" w:w="964"/>
-          </w:tcPr>
-          <w:p>
-            <w:r>
-              <w:rPr>
-                <w:b/>
-                <w:i w:val="0"/>
-                <w:color w:val="EA580C"/>
-                <w:sz w:val="16"/>
-              </w:rPr>
-              <w:t>Moyenne</w:t>
-            </w:r>
-          </w:p>
-        </w:tc>
-        <w:tc>
-          <w:tcPr>
-            <w:tcW w:type="dxa" w:w="1247"/>
-          </w:tcPr>
-          <w:p>
-            <w:r>
-              <w:rPr>
-                <w:b/>
-                <w:i w:val="0"/>
-                <w:sz w:val="16"/>
-              </w:rPr>
-              <w:t>S12</w:t>
-              <w:br/>
-            </w:r>
-            <w:r>
-              <w:rPr>
-                <w:b w:val="0"/>
-                <w:i w:val="0"/>
-                <w:color w:val="64748B"/>
-                <w:sz w:val="14"/>
-              </w:rPr>
-              <w:t>Avoirs / biens durables</w:t>
-            </w:r>
-          </w:p>
-        </w:tc>
-        <w:tc>
-          <w:tcPr>
-            <w:tcW w:type="dxa" w:w="1531"/>
-          </w:tcPr>
-          <w:p>
-            <w:r>
-              <w:rPr>
-                <w:b/>
-                <w:i w:val="0"/>
-                <w:color w:val="16A34A"/>
-                <w:sz w:val="16"/>
-              </w:rPr>
-              <w:t>—</w:t>
-            </w:r>
-          </w:p>
-        </w:tc>
-        <w:tc>
-          <w:tcPr>
-            <w:tcW w:type="dxa" w:w="1191"/>
-          </w:tcPr>
-          <w:p>
-            <w:r>
-              <w:rPr>
-                <w:b w:val="0"/>
-                <w:i w:val="0"/>
-                <w:color w:val="64748B"/>
-                <w:sz w:val="16"/>
-              </w:rPr>
-              <w:t>GT-CQ</w:t>
-            </w:r>
-          </w:p>
-        </w:tc>
-        <w:tc>
-          <w:tcPr>
-            <w:tcW w:type="dxa" w:w="4706"/>
-          </w:tcPr>
-          <w:p>
-            <w:r>
-              <w:rPr>
-                <w:b w:val="0"/>
-                <w:i w:val="0"/>
-                <w:sz w:val="17"/>
-              </w:rPr>
-              <w:t>Prière de corriger ou de confirmer avec le QG.</w:t>
-            </w:r>
-          </w:p>
-        </w:tc>
-      </w:tr>
-      <w:tr>
-        <w:tc>
-          <w:tcPr>
-            <w:tcW w:type="dxa" w:w="964"/>
-          </w:tcPr>
-          <w:p>
-            <w:r>
-              <w:rPr>
-                <w:b/>
-                <w:i w:val="0"/>
-                <w:color w:val="EA580C"/>
-                <w:sz w:val="16"/>
-              </w:rPr>
-              <w:t>Moyenne</w:t>
-            </w:r>
-          </w:p>
-        </w:tc>
-        <w:tc>
-          <w:tcPr>
-            <w:tcW w:type="dxa" w:w="1247"/>
-          </w:tcPr>
-          <w:p>
-            <w:r>
-              <w:rPr>
-                <w:b/>
-                <w:i w:val="0"/>
-                <w:sz w:val="16"/>
-              </w:rPr>
-              <w:t>S12</w:t>
-              <w:br/>
-            </w:r>
-            <w:r>
-              <w:rPr>
-                <w:b w:val="0"/>
-                <w:i w:val="0"/>
-                <w:color w:val="64748B"/>
-                <w:sz w:val="14"/>
-              </w:rPr>
-              <w:t>Avoirs / biens durables</w:t>
-            </w:r>
-          </w:p>
-        </w:tc>
-        <w:tc>
-          <w:tcPr>
-            <w:tcW w:type="dxa" w:w="1531"/>
-          </w:tcPr>
-          <w:p>
-            <w:r>
-              <w:rPr>
-                <w:b/>
-                <w:i w:val="0"/>
-                <w:color w:val="16A34A"/>
-                <w:sz w:val="16"/>
-              </w:rPr>
-              <w:t>—</w:t>
-            </w:r>
-          </w:p>
-        </w:tc>
-        <w:tc>
-          <w:tcPr>
-            <w:tcW w:type="dxa" w:w="1191"/>
-          </w:tcPr>
-          <w:p>
-            <w:r>
-              <w:rPr>
-                <w:b w:val="0"/>
-                <w:i w:val="0"/>
-                <w:color w:val="64748B"/>
-                <w:sz w:val="16"/>
-              </w:rPr>
-              <w:t>GT-CQ</w:t>
-            </w:r>
-          </w:p>
-        </w:tc>
-        <w:tc>
-          <w:tcPr>
-            <w:tcW w:type="dxa" w:w="4706"/>
-          </w:tcPr>
-          <w:p>
-            <w:r>
-              <w:rPr>
-                <w:b w:val="0"/>
-                <w:i w:val="0"/>
-                <w:sz w:val="17"/>
-              </w:rPr>
               <w:t>Attention ! Foyers améliorés a été revendu à 15000 Fcfa qui est relativement élevé par rapport aux autres prix de revente observés dans cette zone.</w:t>
-            </w:r>
-          </w:p>
-        </w:tc>
-      </w:tr>
-      <w:tr>
-        <w:tc>
-          <w:tcPr>
-            <w:tcW w:type="dxa" w:w="964"/>
-          </w:tcPr>
-          <w:p>
-            <w:r>
-              <w:rPr>
-                <w:b/>
-                <w:i w:val="0"/>
-                <w:color w:val="EA580C"/>
-                <w:sz w:val="16"/>
-              </w:rPr>
-              <w:t>Moyenne</w:t>
-            </w:r>
-          </w:p>
-        </w:tc>
-        <w:tc>
-          <w:tcPr>
-            <w:tcW w:type="dxa" w:w="1247"/>
-          </w:tcPr>
-          <w:p>
-            <w:r>
-              <w:rPr>
-                <w:b/>
-                <w:i w:val="0"/>
-                <w:sz w:val="16"/>
-              </w:rPr>
-              <w:t>S13</w:t>
-              <w:br/>
-            </w:r>
-            <w:r>
-              <w:rPr>
-                <w:b w:val="0"/>
-                <w:i w:val="0"/>
-                <w:color w:val="64748B"/>
-                <w:sz w:val="14"/>
-              </w:rPr>
-              <w:t>Transferts</w:t>
-            </w:r>
-          </w:p>
-        </w:tc>
-        <w:tc>
-          <w:tcPr>
-            <w:tcW w:type="dxa" w:w="1531"/>
-          </w:tcPr>
-          <w:p>
-            <w:r>
-              <w:rPr>
-                <w:b/>
-                <w:i w:val="0"/>
-                <w:color w:val="16A34A"/>
-                <w:sz w:val="16"/>
-              </w:rPr>
-              <w:t>s00q07a, s00q08, s00q10, s00q13_0, s00q15_0, s00q17_0, s00q23a, s00q23b</w:t>
-            </w:r>
-          </w:p>
-        </w:tc>
-        <w:tc>
-          <w:tcPr>
-            <w:tcW w:type="dxa" w:w="1191"/>
-          </w:tcPr>
-          <w:p>
-            <w:r>
-              <w:rPr>
-                <w:b w:val="0"/>
-                <w:i w:val="0"/>
-                <w:color w:val="64748B"/>
-                <w:sz w:val="16"/>
-              </w:rPr>
-              <w:t>GT-CQ</w:t>
-            </w:r>
-          </w:p>
-        </w:tc>
-        <w:tc>
-          <w:tcPr>
-            <w:tcW w:type="dxa" w:w="4706"/>
-          </w:tcPr>
-          <w:p>
-            <w:r>
-              <w:rPr>
-                <w:b w:val="0"/>
-                <w:i w:val="0"/>
-                <w:sz w:val="17"/>
-              </w:rPr>
-              <w:t>L'enquêteur prière de fournir d'effort pour avoir le niveau d'étude et l'âge de celui qui a envoyé/donné de l'argent dans la section 13a (Transfert reçu).</w:t>
             </w:r>
           </w:p>
         </w:tc>
